--- a/docs/CAN_Node_Spec_v0.4.docx
+++ b/docs/CAN_Node_Spec_v0.4.docx
@@ -455,7 +455,7 @@
       <w:r>
         <w:drawing>
           <wp:inline distT="0" distB="0" distL="0" distR="0">
-            <wp:extent cx="3714750" cy="3990975"/>
+            <wp:extent cx="3714750" cy="3709155"/>
             <wp:effectExtent t="0" r="0" b="0" l="0"/>
             <wp:docPr id="1" name="" descr="" title=""/>
             <wp:cNvGraphicFramePr>
@@ -480,7 +480,7 @@
                   <pic:spPr bwMode="auto">
                     <a:xfrm>
                       <a:off x="0" y="0"/>
-                      <a:ext cx="3714750" cy="3990975"/>
+                      <a:ext cx="3714750" cy="3709155"/>
                     </a:xfrm>
                     <a:prstGeom prst="rect">
                       <a:avLst/>

--- a/docs/CAN_Node_Spec_v0.4.docx
+++ b/docs/CAN_Node_Spec_v0.4.docx
@@ -72,7 +72,35 @@
           <w:sz w:val="20"/>
           <w:szCs w:val="20"/>
         </w:rPr>
-        <w:t>byte 0 (node ID) removed. The heartbeat ID is already 0x700 + node ID, so the byte repeated it. Every field moves down one byte and the heartbeat is now 7 bytes: state, error flags, firmware major/minor, uptime. Hub and node firmware must update together.</w:t>
+        <w:t>byte 0 (node ID) removed. The heartbeat ID already identifies the node, so the byte repeated it. Every field moves down one byte and the heartbeat is now 7 bytes: state, error flags, firmware major/minor, uptime. Hub and node firmware must update together.</w:t>
+      </w:r>
+    </w:p>
+    <w:p>
+      <w:pPr>
+        <w:pStyle w:val="ListParagraph"/>
+        <w:numPr>
+          <w:ilvl w:val="0"/>
+          <w:numId w:val="2"/>
+        </w:numPr>
+        <w:spacing w:after="60"/>
+      </w:pPr>
+      <w:r>
+        <w:rPr>
+          <w:rFonts w:ascii="Arial" w:cs="Arial" w:eastAsia="Arial" w:hAnsi="Arial"/>
+          <w:b/>
+          <w:bCs/>
+          <w:sz w:val="20"/>
+          <w:szCs w:val="20"/>
+        </w:rPr>
+        <w:t xml:space="preserve">Node IDs: </w:t>
+      </w:r>
+      <w:r>
+        <w:rPr>
+          <w:rFonts w:ascii="Arial" w:cs="Arial" w:eastAsia="Arial" w:hAnsi="Arial"/>
+          <w:sz w:val="20"/>
+          <w:szCs w:val="20"/>
+        </w:rPr>
+        <w:t>now written as the heartbeat ID (powertrain is 0x706, not 0x06). Same boards and heartbeat IDs; only the numbering changed. The v0.3 and v0.2 notes below use the old style (old 0xNN = new 0x7NN).</w:t>
       </w:r>
     </w:p>
     <w:p>
@@ -100,7 +128,7 @@
           <w:sz w:val="20"/>
           <w:szCs w:val="20"/>
         </w:rPr>
-        <w:t>every ID, node ID and data message. Bus load stays at 17.7%.</w:t>
+        <w:t>every message ID and data message. Bus load stays at 17.7%.</w:t>
       </w:r>
     </w:p>
     <w:p>
@@ -1281,7 +1309,7 @@
           <w:sz w:val="22"/>
           <w:szCs w:val="22"/>
         </w:rPr>
-        <w:t xml:space="preserve">Heartbeat: once per second on 0x700 + node ID (no header)</w:t>
+        <w:t>Heartbeat: once per second on the node ID (no header)</w:t>
       </w:r>
     </w:p>
     <w:tbl>
@@ -3310,7 +3338,7 @@
                 <w:sz w:val="17"/>
                 <w:szCs w:val="17"/>
               </w:rPr>
-              <w:t xml:space="preserve">Heartbeats (0x700 + node ID)</w:t>
+              <w:t>Heartbeats (one per node; heartbeat ID = node ID)</w:t>
             </w:r>
           </w:p>
         </w:tc>
@@ -3506,7 +3534,7 @@
                 <w:sz w:val="17"/>
                 <w:szCs w:val="17"/>
               </w:rPr>
-              <w:t xml:space="preserve">0x01</w:t>
+              <w:t>0x701</w:t>
             </w:r>
           </w:p>
         </w:tc>
@@ -3628,7 +3656,7 @@
                 <w:sz w:val="17"/>
                 <w:szCs w:val="17"/>
               </w:rPr>
-              <w:t xml:space="preserve">0x02</w:t>
+              <w:t>0x702</w:t>
             </w:r>
           </w:p>
         </w:tc>
@@ -3750,7 +3778,7 @@
                 <w:sz w:val="17"/>
                 <w:szCs w:val="17"/>
               </w:rPr>
-              <w:t xml:space="preserve">0x03</w:t>
+              <w:t>0x703</w:t>
             </w:r>
           </w:p>
         </w:tc>
@@ -3872,7 +3900,7 @@
                 <w:sz w:val="17"/>
                 <w:szCs w:val="17"/>
               </w:rPr>
-              <w:t xml:space="preserve">0x04</w:t>
+              <w:t>0x704</w:t>
             </w:r>
           </w:p>
         </w:tc>
@@ -3994,7 +4022,7 @@
                 <w:sz w:val="17"/>
                 <w:szCs w:val="17"/>
               </w:rPr>
-              <w:t xml:space="preserve">0x05</w:t>
+              <w:t>0x705</w:t>
             </w:r>
           </w:p>
         </w:tc>
@@ -4116,7 +4144,7 @@
                 <w:sz w:val="17"/>
                 <w:szCs w:val="17"/>
               </w:rPr>
-              <w:t xml:space="preserve">0x06</w:t>
+              <w:t>0x706</w:t>
             </w:r>
           </w:p>
         </w:tc>
@@ -4238,7 +4266,7 @@
                 <w:sz w:val="17"/>
                 <w:szCs w:val="17"/>
               </w:rPr>
-              <w:t xml:space="preserve">0x07</w:t>
+              <w:t>0x707</w:t>
             </w:r>
           </w:p>
         </w:tc>
@@ -4360,7 +4388,7 @@
                 <w:sz w:val="17"/>
                 <w:szCs w:val="17"/>
               </w:rPr>
-              <w:t xml:space="preserve">0x08</w:t>
+              <w:t>0x708</w:t>
             </w:r>
           </w:p>
         </w:tc>
@@ -4482,7 +4510,7 @@
                 <w:sz w:val="17"/>
                 <w:szCs w:val="17"/>
               </w:rPr>
-              <w:t xml:space="preserve">0x09–0x0C</w:t>
+              <w:t>0x709–0x70C</w:t>
             </w:r>
           </w:p>
         </w:tc>
@@ -4604,7 +4632,7 @@
                 <w:sz w:val="17"/>
                 <w:szCs w:val="17"/>
               </w:rPr>
-              <w:t xml:space="preserve">0x0D</w:t>
+              <w:t>0x70D</w:t>
             </w:r>
           </w:p>
         </w:tc>
@@ -4726,7 +4754,7 @@
                 <w:sz w:val="17"/>
                 <w:szCs w:val="17"/>
               </w:rPr>
-              <w:t xml:space="preserve">0x10–0x7F</w:t>
+              <w:t>0x710–0x77F</w:t>
             </w:r>
           </w:p>
         </w:tc>
